--- a/05-people/saudi-compliant-employment-contract-template.docx
+++ b/05-people/saudi-compliant-employment-contract-template.docx
@@ -242,7 +242,7 @@
                 <w:sz w:val="22"/>
                 <w:szCs w:val="22"/>
               </w:rPr>
-              <w:t xml:space="preserve">Fly GACA Saudi Arabia (LLC)</w:t>
+              <w:t xml:space="preserve">BDA Company International (شركة بدع الدولية)</w:t>
             </w:r>
           </w:p>
         </w:tc>
@@ -301,7 +301,7 @@
                 <w:sz w:val="22"/>
                 <w:szCs w:val="22"/>
               </w:rPr>
-              <w:t xml:space="preserve">[CR_NUMBER]</w:t>
+              <w:t xml:space="preserve">7030976893</w:t>
             </w:r>
           </w:p>
         </w:tc>
@@ -360,7 +360,7 @@
                 <w:sz w:val="22"/>
                 <w:szCs w:val="22"/>
               </w:rPr>
-              <w:t xml:space="preserve">[COMPANY_ADDRESS], Kingdom of Saudi Arabia</w:t>
+              <w:t xml:space="preserve">Riyadh, Al Baqqal 12965, Kingdom of Saudi Arabia, Kingdom of Saudi Arabia</w:t>
             </w:r>
           </w:p>
         </w:tc>
@@ -2845,7 +2845,7 @@
                 <w:sz w:val="22"/>
                 <w:szCs w:val="22"/>
               </w:rPr>
-              <w:t xml:space="preserve">EMPLOYER: FLY GACA SAUDI ARABIA (LLC)</w:t>
+              <w:t xml:space="preserve">EMPLOYER: BDA COMPANY INTERNATIONAL (شركة بدع الدولية)</w:t>
             </w:r>
           </w:p>
           <w:p>
